--- a/C#Files/CreatingClasses/CreatingClassesExercise.docx
+++ b/C#Files/CreatingClasses/CreatingClassesExercise.docx
@@ -103,14 +103,11 @@
       </w:pPr>
       <w:proofErr w:type="spellStart"/>
       <w:r>
-        <w:t>TestContactLab</w:t>
+        <w:t>TestContact</w:t>
       </w:r>
       <w:proofErr w:type="spellEnd"/>
       <w:r>
-        <w:t>/Part1Solution</w:t>
-      </w:r>
-      <w:r>
-        <w:t xml:space="preserve"> </w:t>
+        <w:t xml:space="preserve">/Part1Solution </w:t>
       </w:r>
     </w:p>
     <w:p>
@@ -122,7 +119,7 @@
       </w:pPr>
       <w:proofErr w:type="spellStart"/>
       <w:r>
-        <w:t>TestContactLab</w:t>
+        <w:t>TestContact</w:t>
       </w:r>
       <w:proofErr w:type="spellEnd"/>
       <w:r>
@@ -144,7 +141,7 @@
       </w:pPr>
       <w:proofErr w:type="spellStart"/>
       <w:r>
-        <w:t>TestContactLab</w:t>
+        <w:t>TestContact</w:t>
       </w:r>
       <w:proofErr w:type="spellEnd"/>
       <w:r>
@@ -381,41 +378,23 @@
         </w:numPr>
       </w:pPr>
       <w:r>
-        <w:t xml:space="preserve">Define methods </w:t>
-      </w:r>
-      <w:proofErr w:type="gramStart"/>
-      <w:r>
-        <w:t>GetId(</w:t>
-      </w:r>
-      <w:proofErr w:type="gramEnd"/>
-      <w:r>
-        <w:t xml:space="preserve">), </w:t>
+        <w:t xml:space="preserve">Define methods GetId(), </w:t>
       </w:r>
       <w:proofErr w:type="spellStart"/>
-      <w:proofErr w:type="gramStart"/>
       <w:r>
         <w:t>GetName</w:t>
       </w:r>
       <w:proofErr w:type="spellEnd"/>
       <w:r>
-        <w:t>(</w:t>
-      </w:r>
-      <w:proofErr w:type="gramEnd"/>
-      <w:r>
-        <w:t xml:space="preserve">), and </w:t>
+        <w:t xml:space="preserve">(), and </w:t>
       </w:r>
       <w:proofErr w:type="spellStart"/>
-      <w:proofErr w:type="gramStart"/>
       <w:r>
         <w:t>GetEmail</w:t>
       </w:r>
       <w:proofErr w:type="spellEnd"/>
       <w:r>
-        <w:t>(</w:t>
-      </w:r>
-      <w:proofErr w:type="gramEnd"/>
-      <w:r>
-        <w:t>) to access these member variables.</w:t>
+        <w:t>() to access these member variables.</w:t>
       </w:r>
     </w:p>
     <w:p>
@@ -429,43 +408,28 @@
         <w:t xml:space="preserve">Define methods </w:t>
       </w:r>
       <w:proofErr w:type="spellStart"/>
-      <w:proofErr w:type="gramStart"/>
       <w:r>
         <w:t>ChangeId</w:t>
       </w:r>
       <w:proofErr w:type="spellEnd"/>
       <w:r>
-        <w:t>(</w:t>
-      </w:r>
-      <w:proofErr w:type="gramEnd"/>
-      <w:r>
-        <w:t xml:space="preserve">), </w:t>
+        <w:t xml:space="preserve">(), </w:t>
       </w:r>
       <w:proofErr w:type="spellStart"/>
-      <w:proofErr w:type="gramStart"/>
       <w:r>
         <w:t>ChangeName</w:t>
       </w:r>
       <w:proofErr w:type="spellEnd"/>
       <w:r>
-        <w:t>(</w:t>
-      </w:r>
-      <w:proofErr w:type="gramEnd"/>
-      <w:r>
-        <w:t xml:space="preserve">), and </w:t>
+        <w:t xml:space="preserve">(), and </w:t>
       </w:r>
       <w:proofErr w:type="spellStart"/>
-      <w:proofErr w:type="gramStart"/>
       <w:r>
         <w:t>ChangeEmail</w:t>
       </w:r>
       <w:proofErr w:type="spellEnd"/>
       <w:r>
-        <w:t>(</w:t>
-      </w:r>
-      <w:proofErr w:type="gramEnd"/>
-      <w:r>
-        <w:t>) to modify the member variables.</w:t>
+        <w:t>() to modify the member variables.</w:t>
       </w:r>
     </w:p>
     <w:p>
@@ -497,15 +461,7 @@
         <w:t>ny existing code in the</w:t>
       </w:r>
       <w:r>
-        <w:t xml:space="preserve"> </w:t>
-      </w:r>
-      <w:proofErr w:type="gramStart"/>
-      <w:r>
-        <w:t>Main(</w:t>
-      </w:r>
-      <w:proofErr w:type="gramEnd"/>
-      <w:r>
-        <w:t>) method</w:t>
+        <w:t xml:space="preserve"> Main() method</w:t>
       </w:r>
       <w:r>
         <w:t>.</w:t>
@@ -532,7 +488,6 @@
         <w:t xml:space="preserve">method </w:t>
       </w:r>
       <w:proofErr w:type="spellStart"/>
-      <w:proofErr w:type="gramStart"/>
       <w:r>
         <w:rPr>
           <w:b/>
@@ -546,15 +501,7 @@
           <w:b/>
           <w:bCs/>
         </w:rPr>
-        <w:t>(</w:t>
-      </w:r>
-      <w:proofErr w:type="gramEnd"/>
-      <w:r>
-        <w:rPr>
-          <w:b/>
-          <w:bCs/>
-        </w:rPr>
-        <w:t>Contact contact)</w:t>
+        <w:t>(Contact contact)</w:t>
       </w:r>
       <w:r>
         <w:t xml:space="preserve"> that will display the values of the members of Contact.</w:t>
@@ -568,15 +515,7 @@
         </w:numPr>
       </w:pPr>
       <w:r>
-        <w:t xml:space="preserve">In </w:t>
-      </w:r>
-      <w:proofErr w:type="gramStart"/>
-      <w:r>
-        <w:t>Main(</w:t>
-      </w:r>
-      <w:proofErr w:type="gramEnd"/>
-      <w:r>
-        <w:t>), instantiate a new Contact and show its default values. Add code to change the fields and show the contact again. Build and test.</w:t>
+        <w:t>In Main(), instantiate a new Contact and show its default values. Add code to change the fields and show the contact again. Build and test.</w:t>
       </w:r>
     </w:p>
     <w:p>
@@ -602,7 +541,7 @@
           <w:b/>
           <w:bCs/>
         </w:rPr>
-        <w:t>ContactLab</w:t>
+        <w:t>Contact</w:t>
       </w:r>
       <w:proofErr w:type="spellEnd"/>
       <w:r>
@@ -656,21 +595,12 @@
       <w:r>
         <w:t xml:space="preserve"> a constructor </w:t>
       </w:r>
-      <w:proofErr w:type="gramStart"/>
-      <w:r>
-        <w:rPr>
-          <w:b/>
-          <w:bCs/>
-        </w:rPr>
-        <w:t>Contact(</w:t>
-      </w:r>
-      <w:proofErr w:type="gramEnd"/>
-      <w:r>
-        <w:rPr>
-          <w:b/>
-          <w:bCs/>
-        </w:rPr>
-        <w:t>int id)</w:t>
+      <w:r>
+        <w:rPr>
+          <w:b/>
+          <w:bCs/>
+        </w:rPr>
+        <w:t>Contact(int id)</w:t>
       </w:r>
       <w:r>
         <w:t xml:space="preserve"> </w:t>
@@ -693,17 +623,12 @@
         <w:t xml:space="preserve">In the test program, replace the code where the id was changed by calling </w:t>
       </w:r>
       <w:proofErr w:type="spellStart"/>
-      <w:proofErr w:type="gramStart"/>
       <w:r>
         <w:t>ChangeId</w:t>
       </w:r>
       <w:proofErr w:type="spellEnd"/>
       <w:r>
-        <w:t>(</w:t>
-      </w:r>
-      <w:proofErr w:type="gramEnd"/>
-      <w:r>
-        <w:t>) with code that constructs a new Contact object using th</w:t>
+        <w:t>() with code that constructs a new Contact object using th</w:t>
       </w:r>
       <w:r>
         <w:t xml:space="preserve">e </w:t>
@@ -720,15 +645,7 @@
         </w:numPr>
       </w:pPr>
       <w:r>
-        <w:t xml:space="preserve">Build and test. You will get an error message </w:t>
-      </w:r>
-      <w:proofErr w:type="gramStart"/>
-      <w:r>
-        <w:t>similar to</w:t>
-      </w:r>
-      <w:proofErr w:type="gramEnd"/>
-      <w:r>
-        <w:t>:</w:t>
+        <w:t>Build and test. You will get an error message similar to:</w:t>
       </w:r>
     </w:p>
     <w:p>
@@ -773,28 +690,20 @@
           <w:i/>
           <w:iCs/>
         </w:rPr>
-        <w:t>(</w:t>
-      </w:r>
-      <w:proofErr w:type="gramStart"/>
+        <w:t>(int)’</w:t>
+      </w:r>
       <w:r>
         <w:rPr>
           <w:i/>
           <w:iCs/>
         </w:rPr>
-        <w:t>int)’</w:t>
+        <w:t xml:space="preserve">' </w:t>
       </w:r>
       <w:r>
         <w:rPr>
           <w:i/>
           <w:iCs/>
         </w:rPr>
-        <w:t xml:space="preserve">' </w:t>
-      </w:r>
-      <w:r>
-        <w:rPr>
-          <w:i/>
-          <w:iCs/>
-        </w:rPr>
         <w:t xml:space="preserve"> </w:t>
       </w:r>
       <w:r>
@@ -809,15 +718,7 @@
           <w:b/>
           <w:bCs/>
         </w:rPr>
-        <w:t>hy</w:t>
-      </w:r>
-      <w:proofErr w:type="gramEnd"/>
-      <w:r>
-        <w:rPr>
-          <w:b/>
-          <w:bCs/>
-        </w:rPr>
-        <w:t xml:space="preserve"> are you getting this error?</w:t>
+        <w:t>hy are you getting this error?</w:t>
       </w:r>
     </w:p>
     <w:p>
@@ -828,15 +729,7 @@
         </w:numPr>
       </w:pPr>
       <w:r>
-        <w:t xml:space="preserve">Add an explicit constructor </w:t>
-      </w:r>
-      <w:proofErr w:type="gramStart"/>
-      <w:r>
-        <w:t>Contact(</w:t>
-      </w:r>
-      <w:proofErr w:type="gramEnd"/>
-      <w:r>
-        <w:t>) with no arguments. Build and run again.</w:t>
+        <w:t>Add an explicit constructor Contact() with no arguments. Build and run again.</w:t>
       </w:r>
     </w:p>
     <w:p>
@@ -858,15 +751,7 @@
         </w:numPr>
       </w:pPr>
       <w:r>
-        <w:t xml:space="preserve">Add code to the test program to create a new Contact object using this constructor and show its </w:t>
-      </w:r>
-      <w:proofErr w:type="gramStart"/>
-      <w:r>
-        <w:t>values</w:t>
-      </w:r>
-      <w:proofErr w:type="gramEnd"/>
-      <w:r>
-        <w:t xml:space="preserve">. Build and test. </w:t>
+        <w:t xml:space="preserve">Add code to the test program to create a new Contact object using this constructor and show its values. Build and test. </w:t>
       </w:r>
     </w:p>
     <w:p>
@@ -877,13 +762,7 @@
         </w:numPr>
       </w:pPr>
       <w:r>
-        <w:t xml:space="preserve">Solution for Part </w:t>
-      </w:r>
-      <w:r>
-        <w:t>2</w:t>
-      </w:r>
-      <w:r>
-        <w:t xml:space="preserve"> is in </w:t>
+        <w:t xml:space="preserve">Solution for Part 2 is in </w:t>
       </w:r>
       <w:proofErr w:type="spellStart"/>
       <w:r>
@@ -891,7 +770,7 @@
           <w:b/>
           <w:bCs/>
         </w:rPr>
-        <w:t>TestContactLab</w:t>
+        <w:t>TestContact</w:t>
       </w:r>
       <w:proofErr w:type="spellEnd"/>
       <w:r>
@@ -973,25 +852,12 @@
         <w:t xml:space="preserve">Add code to the test program to try to change the id by calling </w:t>
       </w:r>
       <w:proofErr w:type="spellStart"/>
-      <w:proofErr w:type="gramStart"/>
       <w:r>
         <w:t>ChangeId</w:t>
       </w:r>
       <w:proofErr w:type="spellEnd"/>
       <w:r>
-        <w:t>(</w:t>
-      </w:r>
-      <w:proofErr w:type="gramEnd"/>
-      <w:r>
-        <w:t xml:space="preserve">). Try to build the program. You will get a compiler error </w:t>
-      </w:r>
-      <w:proofErr w:type="gramStart"/>
-      <w:r>
-        <w:t>similar to</w:t>
-      </w:r>
-      <w:proofErr w:type="gramEnd"/>
-      <w:r>
-        <w:t>:</w:t>
+        <w:t>(). Try to build the program. You will get a compiler error similar to:</w:t>
       </w:r>
     </w:p>
     <w:p>
@@ -1016,28 +882,15 @@
         </w:numPr>
       </w:pPr>
       <w:r>
-        <w:t xml:space="preserve">Comment </w:t>
-      </w:r>
-      <w:proofErr w:type="gramStart"/>
-      <w:r>
-        <w:t>out</w:t>
-      </w:r>
-      <w:proofErr w:type="gramEnd"/>
-      <w:r>
-        <w:t xml:space="preserve"> the line in </w:t>
+        <w:t xml:space="preserve">Comment out the line in </w:t>
       </w:r>
       <w:proofErr w:type="spellStart"/>
-      <w:proofErr w:type="gramStart"/>
       <w:r>
         <w:t>ChangeId</w:t>
       </w:r>
       <w:proofErr w:type="spellEnd"/>
       <w:r>
-        <w:t>(</w:t>
-      </w:r>
-      <w:proofErr w:type="gramEnd"/>
-      <w:r>
-        <w:t>) where you assign a new value to id. You should now get a clean compile.</w:t>
+        <w:t>() where you assign a new value to id. You should now get a clean compile.</w:t>
       </w:r>
     </w:p>
     <w:p>
@@ -1059,15 +912,7 @@
         </w:numPr>
       </w:pPr>
       <w:r>
-        <w:t xml:space="preserve">In the constructor that takes a name and email address, add code to truncate long names to 20 characters using </w:t>
-      </w:r>
-      <w:proofErr w:type="gramStart"/>
-      <w:r>
-        <w:t>Substring(</w:t>
-      </w:r>
-      <w:proofErr w:type="gramEnd"/>
-      <w:r>
-        <w:t>).</w:t>
+        <w:t>In the constructor that takes a name and email address, add code to truncate long names to 20 characters using Substring().</w:t>
       </w:r>
     </w:p>
     <w:p>
@@ -1111,13 +956,7 @@
         </w:numPr>
       </w:pPr>
       <w:r>
-        <w:t xml:space="preserve">Solution for Part </w:t>
-      </w:r>
-      <w:r>
-        <w:t>3</w:t>
-      </w:r>
-      <w:r>
-        <w:t xml:space="preserve"> is in </w:t>
+        <w:t xml:space="preserve">Solution for Part 3 is in </w:t>
       </w:r>
       <w:proofErr w:type="spellStart"/>
       <w:r>
@@ -1125,7 +964,7 @@
           <w:b/>
           <w:bCs/>
         </w:rPr>
-        <w:t>TestContactLab</w:t>
+        <w:t>TestContact</w:t>
       </w:r>
       <w:proofErr w:type="spellEnd"/>
       <w:r>

--- a/C#Files/CreatingClasses/CreatingClassesExercise.docx
+++ b/C#Files/CreatingClasses/CreatingClassesExercise.docx
@@ -101,13 +101,8 @@
           <w:numId w:val="1"/>
         </w:numPr>
       </w:pPr>
-      <w:proofErr w:type="spellStart"/>
-      <w:r>
-        <w:t>TestContact</w:t>
-      </w:r>
-      <w:proofErr w:type="spellEnd"/>
-      <w:r>
-        <w:t xml:space="preserve">/Part1Solution </w:t>
+      <w:r>
+        <w:t xml:space="preserve">TestContact/Part1Solution </w:t>
       </w:r>
     </w:p>
     <w:p>
@@ -117,13 +112,8 @@
           <w:numId w:val="1"/>
         </w:numPr>
       </w:pPr>
-      <w:proofErr w:type="spellStart"/>
-      <w:r>
-        <w:t>TestContact</w:t>
-      </w:r>
-      <w:proofErr w:type="spellEnd"/>
-      <w:r>
-        <w:t>/Part</w:t>
+      <w:r>
+        <w:t>TestContact/Part</w:t>
       </w:r>
       <w:r>
         <w:t>2</w:t>
@@ -139,13 +129,8 @@
           <w:numId w:val="1"/>
         </w:numPr>
       </w:pPr>
-      <w:proofErr w:type="spellStart"/>
-      <w:r>
-        <w:t>TestContact</w:t>
-      </w:r>
-      <w:proofErr w:type="spellEnd"/>
-      <w:r>
-        <w:t xml:space="preserve">/Part1Solution </w:t>
+      <w:r>
+        <w:t xml:space="preserve">TestContact/Part1Solution </w:t>
       </w:r>
     </w:p>
     <w:p>
@@ -184,7 +169,6 @@
       <w:r>
         <w:t xml:space="preserve"> in a file </w:t>
       </w:r>
-      <w:proofErr w:type="spellStart"/>
       <w:r>
         <w:rPr>
           <w:b/>
@@ -192,11 +176,9 @@
         </w:rPr>
         <w:t>Contact.cs</w:t>
       </w:r>
-      <w:proofErr w:type="spellEnd"/>
       <w:r>
         <w:t xml:space="preserve"> and a test class and method in a file </w:t>
       </w:r>
-      <w:proofErr w:type="spellStart"/>
       <w:r>
         <w:rPr>
           <w:b/>
@@ -204,7 +186,6 @@
         </w:rPr>
         <w:t>TestContact.cs</w:t>
       </w:r>
-      <w:proofErr w:type="spellEnd"/>
       <w:r>
         <w:t>. The test method will create one or more instances of Contact and display the members (sometimes called "mutators").</w:t>
       </w:r>
@@ -217,9 +198,14 @@
         </w:numPr>
       </w:pPr>
       <w:r>
-        <w:t xml:space="preserve">Use Visual Studio to create a Console App (.NET Core) C# project </w:t>
-      </w:r>
-      <w:proofErr w:type="spellStart"/>
+        <w:t>Use Visual Studio to create a Console App (.NET Core) C# project</w:t>
+      </w:r>
+      <w:r>
+        <w:t xml:space="preserve"> named</w:t>
+      </w:r>
+      <w:r>
+        <w:t xml:space="preserve"> </w:t>
+      </w:r>
       <w:r>
         <w:rPr>
           <w:b/>
@@ -227,9 +213,8 @@
         </w:rPr>
         <w:t>TestContact</w:t>
       </w:r>
-      <w:proofErr w:type="spellEnd"/>
-      <w:r>
-        <w:t xml:space="preserve"> in the Lab7 folder. </w:t>
+      <w:r>
+        <w:t xml:space="preserve">. </w:t>
       </w:r>
     </w:p>
     <w:p>
@@ -240,15 +225,41 @@
         </w:numPr>
       </w:pPr>
       <w:r>
-        <w:t xml:space="preserve">This will create the subfolder </w:t>
-      </w:r>
-      <w:proofErr w:type="spellStart"/>
-      <w:r>
-        <w:t>TestContact</w:t>
-      </w:r>
-      <w:proofErr w:type="spellEnd"/>
-      <w:r>
-        <w:t xml:space="preserve">. </w:t>
+        <w:t>A</w:t>
+      </w:r>
+      <w:r>
+        <w:t xml:space="preserve">dd </w:t>
+      </w:r>
+      <w:r>
+        <w:t xml:space="preserve">a </w:t>
+      </w:r>
+      <w:r>
+        <w:t xml:space="preserve">new file </w:t>
+      </w:r>
+      <w:r>
+        <w:rPr>
+          <w:b/>
+          <w:bCs/>
+        </w:rPr>
+        <w:t>Contact.cs</w:t>
+      </w:r>
+      <w:r>
+        <w:t xml:space="preserve"> </w:t>
+      </w:r>
+      <w:r>
+        <w:t xml:space="preserve">where you will </w:t>
+      </w:r>
+      <w:r>
+        <w:t>construct you</w:t>
+      </w:r>
+      <w:r>
+        <w:t>r</w:t>
+      </w:r>
+      <w:r>
+        <w:t xml:space="preserve"> class</w:t>
+      </w:r>
+      <w:r>
+        <w:t>.</w:t>
       </w:r>
     </w:p>
     <w:p>
@@ -259,56 +270,8 @@
         </w:numPr>
       </w:pPr>
       <w:r>
-        <w:t>A</w:t>
-      </w:r>
-      <w:r>
-        <w:t xml:space="preserve">dd </w:t>
-      </w:r>
-      <w:r>
-        <w:t xml:space="preserve">a </w:t>
-      </w:r>
-      <w:r>
-        <w:t xml:space="preserve">new file </w:t>
-      </w:r>
-      <w:proofErr w:type="spellStart"/>
-      <w:r>
-        <w:rPr>
-          <w:b/>
-          <w:bCs/>
-        </w:rPr>
-        <w:t>Contact.cs</w:t>
-      </w:r>
-      <w:proofErr w:type="spellEnd"/>
-      <w:r>
-        <w:t xml:space="preserve"> </w:t>
-      </w:r>
-      <w:r>
-        <w:t xml:space="preserve">where you will </w:t>
-      </w:r>
-      <w:r>
-        <w:t>construct you</w:t>
-      </w:r>
-      <w:r>
-        <w:t>r</w:t>
-      </w:r>
-      <w:r>
-        <w:t xml:space="preserve"> class</w:t>
-      </w:r>
-      <w:r>
-        <w:t>.</w:t>
-      </w:r>
-    </w:p>
-    <w:p>
-      <w:pPr>
-        <w:numPr>
-          <w:ilvl w:val="1"/>
-          <w:numId w:val="7"/>
-        </w:numPr>
-      </w:pPr>
-      <w:r>
         <w:t xml:space="preserve">Rename </w:t>
       </w:r>
-      <w:proofErr w:type="spellStart"/>
       <w:r>
         <w:rPr>
           <w:b/>
@@ -316,11 +279,9 @@
         </w:rPr>
         <w:t>Program.cs</w:t>
       </w:r>
-      <w:proofErr w:type="spellEnd"/>
       <w:r>
         <w:t xml:space="preserve"> to </w:t>
       </w:r>
-      <w:proofErr w:type="spellStart"/>
       <w:r>
         <w:rPr>
           <w:b/>
@@ -335,7 +296,6 @@
         </w:rPr>
         <w:t>.cs</w:t>
       </w:r>
-      <w:proofErr w:type="spellEnd"/>
     </w:p>
     <w:p>
       <w:pPr>
@@ -347,7 +307,6 @@
       <w:r>
         <w:t xml:space="preserve">In </w:t>
       </w:r>
-      <w:proofErr w:type="spellStart"/>
       <w:r>
         <w:rPr>
           <w:b/>
@@ -355,7 +314,6 @@
         </w:rPr>
         <w:t>Contact.cs</w:t>
       </w:r>
-      <w:proofErr w:type="spellEnd"/>
       <w:r>
         <w:t xml:space="preserve">, define a class </w:t>
       </w:r>
@@ -378,23 +336,7 @@
         </w:numPr>
       </w:pPr>
       <w:r>
-        <w:t xml:space="preserve">Define methods GetId(), </w:t>
-      </w:r>
-      <w:proofErr w:type="spellStart"/>
-      <w:r>
-        <w:t>GetName</w:t>
-      </w:r>
-      <w:proofErr w:type="spellEnd"/>
-      <w:r>
-        <w:t xml:space="preserve">(), and </w:t>
-      </w:r>
-      <w:proofErr w:type="spellStart"/>
-      <w:r>
-        <w:t>GetEmail</w:t>
-      </w:r>
-      <w:proofErr w:type="spellEnd"/>
-      <w:r>
-        <w:t>() to access these member variables.</w:t>
+        <w:t>Define methods GetId(), GetName(), and GetEmail() to access these member variables.</w:t>
       </w:r>
     </w:p>
     <w:p>
@@ -405,31 +347,7 @@
         </w:numPr>
       </w:pPr>
       <w:r>
-        <w:t xml:space="preserve">Define methods </w:t>
-      </w:r>
-      <w:proofErr w:type="spellStart"/>
-      <w:r>
-        <w:t>ChangeId</w:t>
-      </w:r>
-      <w:proofErr w:type="spellEnd"/>
-      <w:r>
-        <w:t xml:space="preserve">(), </w:t>
-      </w:r>
-      <w:proofErr w:type="spellStart"/>
-      <w:r>
-        <w:t>ChangeName</w:t>
-      </w:r>
-      <w:proofErr w:type="spellEnd"/>
-      <w:r>
-        <w:t xml:space="preserve">(), and </w:t>
-      </w:r>
-      <w:proofErr w:type="spellStart"/>
-      <w:r>
-        <w:t>ChangeEmail</w:t>
-      </w:r>
-      <w:proofErr w:type="spellEnd"/>
-      <w:r>
-        <w:t>() to modify the member variables.</w:t>
+        <w:t>Define methods ChangeId(), ChangeName(), and ChangeEmail() to modify the member variables.</w:t>
       </w:r>
     </w:p>
     <w:p>
@@ -442,7 +360,6 @@
       <w:r>
         <w:t xml:space="preserve">In </w:t>
       </w:r>
-      <w:proofErr w:type="spellStart"/>
       <w:r>
         <w:rPr>
           <w:b/>
@@ -450,7 +367,6 @@
         </w:rPr>
         <w:t>TestContact.cs</w:t>
       </w:r>
-      <w:proofErr w:type="spellEnd"/>
       <w:r>
         <w:t xml:space="preserve">, </w:t>
       </w:r>
@@ -475,7 +391,6 @@
         </w:numPr>
       </w:pPr>
       <w:r>
-        <w:lastRenderedPageBreak/>
         <w:t>Create</w:t>
       </w:r>
       <w:r>
@@ -487,21 +402,12 @@
       <w:r>
         <w:t xml:space="preserve">method </w:t>
       </w:r>
-      <w:proofErr w:type="spellStart"/>
-      <w:r>
-        <w:rPr>
-          <w:b/>
-          <w:bCs/>
-        </w:rPr>
-        <w:t>ShowContact</w:t>
-      </w:r>
-      <w:proofErr w:type="spellEnd"/>
-      <w:r>
-        <w:rPr>
-          <w:b/>
-          <w:bCs/>
-        </w:rPr>
-        <w:t>(Contact contact)</w:t>
+      <w:r>
+        <w:rPr>
+          <w:b/>
+          <w:bCs/>
+        </w:rPr>
+        <w:t>ShowContact(Contact contact)</w:t>
       </w:r>
       <w:r>
         <w:t xml:space="preserve"> that will display the values of the members of Contact.</w:t>
@@ -515,6 +421,7 @@
         </w:numPr>
       </w:pPr>
       <w:r>
+        <w:lastRenderedPageBreak/>
         <w:t>In Main(), instantiate a new Contact and show its default values. Add code to change the fields and show the contact again. Build and test.</w:t>
       </w:r>
     </w:p>
@@ -528,7 +435,6 @@
       <w:r>
         <w:t xml:space="preserve">Solution for Part 1 is in </w:t>
       </w:r>
-      <w:proofErr w:type="spellStart"/>
       <w:r>
         <w:rPr>
           <w:b/>
@@ -543,7 +449,6 @@
         </w:rPr>
         <w:t>Contact</w:t>
       </w:r>
-      <w:proofErr w:type="spellEnd"/>
       <w:r>
         <w:rPr>
           <w:b/>
@@ -620,15 +525,7 @@
         </w:numPr>
       </w:pPr>
       <w:r>
-        <w:t xml:space="preserve">In the test program, replace the code where the id was changed by calling </w:t>
-      </w:r>
-      <w:proofErr w:type="spellStart"/>
-      <w:r>
-        <w:t>ChangeId</w:t>
-      </w:r>
-      <w:proofErr w:type="spellEnd"/>
-      <w:r>
-        <w:t>() with code that constructs a new Contact object using th</w:t>
+        <w:t>In the test program, replace the code where the id was changed by calling ChangeId() with code that constructs a new Contact object using th</w:t>
       </w:r>
       <w:r>
         <w:t xml:space="preserve">e </w:t>
@@ -669,7 +566,6 @@
         </w:rPr>
         <w:t xml:space="preserve"> required parameter ‘id’ of ‘</w:t>
       </w:r>
-      <w:proofErr w:type="spellStart"/>
       <w:r>
         <w:rPr>
           <w:i/>
@@ -682,15 +578,7 @@
           <w:i/>
           <w:iCs/>
         </w:rPr>
-        <w:t>.Contact</w:t>
-      </w:r>
-      <w:proofErr w:type="spellEnd"/>
-      <w:r>
-        <w:rPr>
-          <w:i/>
-          <w:iCs/>
-        </w:rPr>
-        <w:t>(int)’</w:t>
+        <w:t>.Contact(int)’</w:t>
       </w:r>
       <w:r>
         <w:rPr>
@@ -764,21 +652,12 @@
       <w:r>
         <w:t xml:space="preserve">Solution for Part 2 is in </w:t>
       </w:r>
-      <w:proofErr w:type="spellStart"/>
-      <w:r>
-        <w:rPr>
-          <w:b/>
-          <w:bCs/>
-        </w:rPr>
-        <w:t>TestContact</w:t>
-      </w:r>
-      <w:proofErr w:type="spellEnd"/>
-      <w:r>
-        <w:rPr>
-          <w:b/>
-          <w:bCs/>
-        </w:rPr>
-        <w:t>/Part</w:t>
+      <w:r>
+        <w:rPr>
+          <w:b/>
+          <w:bCs/>
+        </w:rPr>
+        <w:t>TestContact/Part</w:t>
       </w:r>
       <w:r>
         <w:rPr>
@@ -830,15 +709,7 @@
         </w:numPr>
       </w:pPr>
       <w:r>
-        <w:t xml:space="preserve">Make the field id </w:t>
-      </w:r>
-      <w:proofErr w:type="spellStart"/>
-      <w:r>
-        <w:t>readonly</w:t>
-      </w:r>
-      <w:proofErr w:type="spellEnd"/>
-      <w:r>
-        <w:t>.</w:t>
+        <w:t>Make the field id readonly.</w:t>
       </w:r>
     </w:p>
     <w:p>
@@ -849,29 +720,12 @@
         </w:numPr>
       </w:pPr>
       <w:r>
-        <w:t xml:space="preserve">Add code to the test program to try to change the id by calling </w:t>
-      </w:r>
-      <w:proofErr w:type="spellStart"/>
-      <w:r>
-        <w:t>ChangeId</w:t>
-      </w:r>
-      <w:proofErr w:type="spellEnd"/>
-      <w:r>
-        <w:t>(). Try to build the program. You will get a compiler error similar to:</w:t>
-      </w:r>
-    </w:p>
-    <w:p>
-      <w:r>
-        <w:lastRenderedPageBreak/>
-        <w:t xml:space="preserve">error CS0191: A </w:t>
-      </w:r>
-      <w:proofErr w:type="spellStart"/>
-      <w:r>
-        <w:t>readonly</w:t>
-      </w:r>
-      <w:proofErr w:type="spellEnd"/>
-      <w:r>
-        <w:t xml:space="preserve"> field cannot be assigned to (except in a constructor or a variable initializer)</w:t>
+        <w:t>Add code to the test program to try to change the id by calling ChangeId(). Try to build the program. You will get a compiler error similar to:</w:t>
+      </w:r>
+    </w:p>
+    <w:p>
+      <w:r>
+        <w:t>error CS0191: A readonly field cannot be assigned to (except in a constructor or a variable initializer)</w:t>
       </w:r>
     </w:p>
     <w:p>
@@ -882,15 +736,8 @@
         </w:numPr>
       </w:pPr>
       <w:r>
-        <w:t xml:space="preserve">Comment out the line in </w:t>
-      </w:r>
-      <w:proofErr w:type="spellStart"/>
-      <w:r>
-        <w:t>ChangeId</w:t>
-      </w:r>
-      <w:proofErr w:type="spellEnd"/>
-      <w:r>
-        <w:t>() where you assign a new value to id. You should now get a clean compile.</w:t>
+        <w:lastRenderedPageBreak/>
+        <w:t>Comment out the line in ChangeId() where you assign a new value to id. You should now get a clean compile.</w:t>
       </w:r>
     </w:p>
     <w:p>
@@ -958,21 +805,12 @@
       <w:r>
         <w:t xml:space="preserve">Solution for Part 3 is in </w:t>
       </w:r>
-      <w:proofErr w:type="spellStart"/>
-      <w:r>
-        <w:rPr>
-          <w:b/>
-          <w:bCs/>
-        </w:rPr>
-        <w:t>TestContact</w:t>
-      </w:r>
-      <w:proofErr w:type="spellEnd"/>
-      <w:r>
-        <w:rPr>
-          <w:b/>
-          <w:bCs/>
-        </w:rPr>
-        <w:t>/Part</w:t>
+      <w:r>
+        <w:rPr>
+          <w:b/>
+          <w:bCs/>
+        </w:rPr>
+        <w:t>TestContact/Part</w:t>
       </w:r>
       <w:r>
         <w:rPr>

--- a/C#Files/CreatingClasses/CreatingClassesExercise.docx
+++ b/C#Files/CreatingClasses/CreatingClassesExercise.docx
@@ -101,8 +101,13 @@
           <w:numId w:val="1"/>
         </w:numPr>
       </w:pPr>
-      <w:r>
-        <w:t xml:space="preserve">TestContact/Part1Solution </w:t>
+      <w:proofErr w:type="spellStart"/>
+      <w:r>
+        <w:t>TestContact</w:t>
+      </w:r>
+      <w:proofErr w:type="spellEnd"/>
+      <w:r>
+        <w:t xml:space="preserve">/Part1Solution </w:t>
       </w:r>
     </w:p>
     <w:p>
@@ -112,8 +117,13 @@
           <w:numId w:val="1"/>
         </w:numPr>
       </w:pPr>
-      <w:r>
-        <w:t>TestContact/Part</w:t>
+      <w:proofErr w:type="spellStart"/>
+      <w:r>
+        <w:t>TestContact</w:t>
+      </w:r>
+      <w:proofErr w:type="spellEnd"/>
+      <w:r>
+        <w:t>/Part</w:t>
       </w:r>
       <w:r>
         <w:t>2</w:t>
@@ -129,8 +139,19 @@
           <w:numId w:val="1"/>
         </w:numPr>
       </w:pPr>
-      <w:r>
-        <w:t xml:space="preserve">TestContact/Part1Solution </w:t>
+      <w:proofErr w:type="spellStart"/>
+      <w:r>
+        <w:t>TestContact</w:t>
+      </w:r>
+      <w:proofErr w:type="spellEnd"/>
+      <w:r>
+        <w:t>/Part</w:t>
+      </w:r>
+      <w:r>
+        <w:t>3</w:t>
+      </w:r>
+      <w:r>
+        <w:t xml:space="preserve">Solution </w:t>
       </w:r>
     </w:p>
     <w:p>
@@ -169,6 +190,7 @@
       <w:r>
         <w:t xml:space="preserve"> in a file </w:t>
       </w:r>
+      <w:proofErr w:type="spellStart"/>
       <w:r>
         <w:rPr>
           <w:b/>
@@ -176,9 +198,11 @@
         </w:rPr>
         <w:t>Contact.cs</w:t>
       </w:r>
+      <w:proofErr w:type="spellEnd"/>
       <w:r>
         <w:t xml:space="preserve"> and a test class and method in a file </w:t>
       </w:r>
+      <w:proofErr w:type="spellStart"/>
       <w:r>
         <w:rPr>
           <w:b/>
@@ -186,8 +210,9 @@
         </w:rPr>
         <w:t>TestContact.cs</w:t>
       </w:r>
-      <w:r>
-        <w:t>. The test method will create one or more instances of Contact and display the members (sometimes called "mutators").</w:t>
+      <w:proofErr w:type="spellEnd"/>
+      <w:r>
+        <w:t>. The test method will create one or more instances of Contact and display the members.</w:t>
       </w:r>
     </w:p>
     <w:p>
@@ -206,6 +231,7 @@
       <w:r>
         <w:t xml:space="preserve"> </w:t>
       </w:r>
+      <w:proofErr w:type="spellStart"/>
       <w:r>
         <w:rPr>
           <w:b/>
@@ -213,6 +239,7 @@
         </w:rPr>
         <w:t>TestContact</w:t>
       </w:r>
+      <w:proofErr w:type="spellEnd"/>
       <w:r>
         <w:t xml:space="preserve">. </w:t>
       </w:r>
@@ -236,6 +263,7 @@
       <w:r>
         <w:t xml:space="preserve">new file </w:t>
       </w:r>
+      <w:proofErr w:type="spellStart"/>
       <w:r>
         <w:rPr>
           <w:b/>
@@ -243,6 +271,7 @@
         </w:rPr>
         <w:t>Contact.cs</w:t>
       </w:r>
+      <w:proofErr w:type="spellEnd"/>
       <w:r>
         <w:t xml:space="preserve"> </w:t>
       </w:r>
@@ -272,6 +301,7 @@
       <w:r>
         <w:t xml:space="preserve">Rename </w:t>
       </w:r>
+      <w:proofErr w:type="spellStart"/>
       <w:r>
         <w:rPr>
           <w:b/>
@@ -279,9 +309,11 @@
         </w:rPr>
         <w:t>Program.cs</w:t>
       </w:r>
+      <w:proofErr w:type="spellEnd"/>
       <w:r>
         <w:t xml:space="preserve"> to </w:t>
       </w:r>
+      <w:proofErr w:type="spellStart"/>
       <w:r>
         <w:rPr>
           <w:b/>
@@ -296,6 +328,7 @@
         </w:rPr>
         <w:t>.cs</w:t>
       </w:r>
+      <w:proofErr w:type="spellEnd"/>
     </w:p>
     <w:p>
       <w:pPr>
@@ -307,6 +340,7 @@
       <w:r>
         <w:t xml:space="preserve">In </w:t>
       </w:r>
+      <w:proofErr w:type="spellStart"/>
       <w:r>
         <w:rPr>
           <w:b/>
@@ -314,6 +348,7 @@
         </w:rPr>
         <w:t>Contact.cs</w:t>
       </w:r>
+      <w:proofErr w:type="spellEnd"/>
       <w:r>
         <w:t xml:space="preserve">, define a class </w:t>
       </w:r>
@@ -336,7 +371,23 @@
         </w:numPr>
       </w:pPr>
       <w:r>
-        <w:t>Define methods GetId(), GetName(), and GetEmail() to access these member variables.</w:t>
+        <w:t xml:space="preserve">Define methods GetId(), </w:t>
+      </w:r>
+      <w:proofErr w:type="spellStart"/>
+      <w:r>
+        <w:t>GetName</w:t>
+      </w:r>
+      <w:proofErr w:type="spellEnd"/>
+      <w:r>
+        <w:t xml:space="preserve">(), and </w:t>
+      </w:r>
+      <w:proofErr w:type="spellStart"/>
+      <w:r>
+        <w:t>GetEmail</w:t>
+      </w:r>
+      <w:proofErr w:type="spellEnd"/>
+      <w:r>
+        <w:t>() to access these member variables.</w:t>
       </w:r>
     </w:p>
     <w:p>
@@ -347,7 +398,31 @@
         </w:numPr>
       </w:pPr>
       <w:r>
-        <w:t>Define methods ChangeId(), ChangeName(), and ChangeEmail() to modify the member variables.</w:t>
+        <w:t xml:space="preserve">Define methods </w:t>
+      </w:r>
+      <w:proofErr w:type="spellStart"/>
+      <w:r>
+        <w:t>ChangeId</w:t>
+      </w:r>
+      <w:proofErr w:type="spellEnd"/>
+      <w:r>
+        <w:t xml:space="preserve">(), </w:t>
+      </w:r>
+      <w:proofErr w:type="spellStart"/>
+      <w:r>
+        <w:t>ChangeName</w:t>
+      </w:r>
+      <w:proofErr w:type="spellEnd"/>
+      <w:r>
+        <w:t xml:space="preserve">(), and </w:t>
+      </w:r>
+      <w:proofErr w:type="spellStart"/>
+      <w:r>
+        <w:t>ChangeEmail</w:t>
+      </w:r>
+      <w:proofErr w:type="spellEnd"/>
+      <w:r>
+        <w:t>() to modify the member variables.</w:t>
       </w:r>
     </w:p>
     <w:p>
@@ -360,6 +435,7 @@
       <w:r>
         <w:t xml:space="preserve">In </w:t>
       </w:r>
+      <w:proofErr w:type="spellStart"/>
       <w:r>
         <w:rPr>
           <w:b/>
@@ -367,6 +443,7 @@
         </w:rPr>
         <w:t>TestContact.cs</w:t>
       </w:r>
+      <w:proofErr w:type="spellEnd"/>
       <w:r>
         <w:t xml:space="preserve">, </w:t>
       </w:r>
@@ -391,7 +468,10 @@
         </w:numPr>
       </w:pPr>
       <w:r>
-        <w:t>Create</w:t>
+        <w:t>Below the Main method, c</w:t>
+      </w:r>
+      <w:r>
+        <w:t>reate</w:t>
       </w:r>
       <w:r>
         <w:t xml:space="preserve"> a </w:t>
@@ -402,12 +482,21 @@
       <w:r>
         <w:t xml:space="preserve">method </w:t>
       </w:r>
-      <w:r>
-        <w:rPr>
-          <w:b/>
-          <w:bCs/>
-        </w:rPr>
-        <w:t>ShowContact(Contact contact)</w:t>
+      <w:proofErr w:type="spellStart"/>
+      <w:r>
+        <w:rPr>
+          <w:b/>
+          <w:bCs/>
+        </w:rPr>
+        <w:t>ShowContact</w:t>
+      </w:r>
+      <w:proofErr w:type="spellEnd"/>
+      <w:r>
+        <w:rPr>
+          <w:b/>
+          <w:bCs/>
+        </w:rPr>
+        <w:t>(Contact contact)</w:t>
       </w:r>
       <w:r>
         <w:t xml:space="preserve"> that will display the values of the members of Contact.</w:t>
@@ -435,6 +524,7 @@
       <w:r>
         <w:t xml:space="preserve">Solution for Part 1 is in </w:t>
       </w:r>
+      <w:proofErr w:type="spellStart"/>
       <w:r>
         <w:rPr>
           <w:b/>
@@ -449,6 +539,7 @@
         </w:rPr>
         <w:t>Contact</w:t>
       </w:r>
+      <w:proofErr w:type="spellEnd"/>
       <w:r>
         <w:rPr>
           <w:b/>
@@ -525,7 +616,15 @@
         </w:numPr>
       </w:pPr>
       <w:r>
-        <w:t>In the test program, replace the code where the id was changed by calling ChangeId() with code that constructs a new Contact object using th</w:t>
+        <w:t xml:space="preserve">In the test program, replace the code where the id was changed by calling </w:t>
+      </w:r>
+      <w:proofErr w:type="spellStart"/>
+      <w:r>
+        <w:t>ChangeId</w:t>
+      </w:r>
+      <w:proofErr w:type="spellEnd"/>
+      <w:r>
+        <w:t>() with code that constructs a new Contact object using th</w:t>
       </w:r>
       <w:r>
         <w:t xml:space="preserve">e </w:t>
@@ -566,6 +665,7 @@
         </w:rPr>
         <w:t xml:space="preserve"> required parameter ‘id’ of ‘</w:t>
       </w:r>
+      <w:proofErr w:type="spellStart"/>
       <w:r>
         <w:rPr>
           <w:i/>
@@ -578,7 +678,15 @@
           <w:i/>
           <w:iCs/>
         </w:rPr>
-        <w:t>.Contact(int)’</w:t>
+        <w:t>.Contact</w:t>
+      </w:r>
+      <w:proofErr w:type="spellEnd"/>
+      <w:r>
+        <w:rPr>
+          <w:i/>
+          <w:iCs/>
+        </w:rPr>
+        <w:t>(int)’</w:t>
       </w:r>
       <w:r>
         <w:rPr>
@@ -652,12 +760,21 @@
       <w:r>
         <w:t xml:space="preserve">Solution for Part 2 is in </w:t>
       </w:r>
-      <w:r>
-        <w:rPr>
-          <w:b/>
-          <w:bCs/>
-        </w:rPr>
-        <w:t>TestContact/Part</w:t>
+      <w:proofErr w:type="spellStart"/>
+      <w:r>
+        <w:rPr>
+          <w:b/>
+          <w:bCs/>
+        </w:rPr>
+        <w:t>TestContact</w:t>
+      </w:r>
+      <w:proofErr w:type="spellEnd"/>
+      <w:r>
+        <w:rPr>
+          <w:b/>
+          <w:bCs/>
+        </w:rPr>
+        <w:t>/Part</w:t>
       </w:r>
       <w:r>
         <w:rPr>
@@ -709,7 +826,15 @@
         </w:numPr>
       </w:pPr>
       <w:r>
-        <w:t>Make the field id readonly.</w:t>
+        <w:t xml:space="preserve">Make the field id </w:t>
+      </w:r>
+      <w:proofErr w:type="spellStart"/>
+      <w:r>
+        <w:t>readonly</w:t>
+      </w:r>
+      <w:proofErr w:type="spellEnd"/>
+      <w:r>
+        <w:t>.</w:t>
       </w:r>
     </w:p>
     <w:p>
@@ -720,12 +845,28 @@
         </w:numPr>
       </w:pPr>
       <w:r>
-        <w:t>Add code to the test program to try to change the id by calling ChangeId(). Try to build the program. You will get a compiler error similar to:</w:t>
-      </w:r>
-    </w:p>
-    <w:p>
-      <w:r>
-        <w:t>error CS0191: A readonly field cannot be assigned to (except in a constructor or a variable initializer)</w:t>
+        <w:t xml:space="preserve">Add code to the test program to try to change the id by calling </w:t>
+      </w:r>
+      <w:proofErr w:type="spellStart"/>
+      <w:r>
+        <w:t>ChangeId</w:t>
+      </w:r>
+      <w:proofErr w:type="spellEnd"/>
+      <w:r>
+        <w:t>(). Try to build the program. You will get a compiler error similar to:</w:t>
+      </w:r>
+    </w:p>
+    <w:p>
+      <w:r>
+        <w:t xml:space="preserve">error CS0191: A </w:t>
+      </w:r>
+      <w:proofErr w:type="spellStart"/>
+      <w:r>
+        <w:t>readonly</w:t>
+      </w:r>
+      <w:proofErr w:type="spellEnd"/>
+      <w:r>
+        <w:t xml:space="preserve"> field cannot be assigned to (except in a constructor or a variable initializer)</w:t>
       </w:r>
     </w:p>
     <w:p>
@@ -737,7 +878,15 @@
       </w:pPr>
       <w:r>
         <w:lastRenderedPageBreak/>
-        <w:t>Comment out the line in ChangeId() where you assign a new value to id. You should now get a clean compile.</w:t>
+        <w:t xml:space="preserve">Comment out the line in </w:t>
+      </w:r>
+      <w:proofErr w:type="spellStart"/>
+      <w:r>
+        <w:t>ChangeId</w:t>
+      </w:r>
+      <w:proofErr w:type="spellEnd"/>
+      <w:r>
+        <w:t>() where you assign a new value to id. You should now get a clean compile.</w:t>
       </w:r>
     </w:p>
     <w:p>
@@ -805,12 +954,21 @@
       <w:r>
         <w:t xml:space="preserve">Solution for Part 3 is in </w:t>
       </w:r>
-      <w:r>
-        <w:rPr>
-          <w:b/>
-          <w:bCs/>
-        </w:rPr>
-        <w:t>TestContact/Part</w:t>
+      <w:proofErr w:type="spellStart"/>
+      <w:r>
+        <w:rPr>
+          <w:b/>
+          <w:bCs/>
+        </w:rPr>
+        <w:t>TestContact</w:t>
+      </w:r>
+      <w:proofErr w:type="spellEnd"/>
+      <w:r>
+        <w:rPr>
+          <w:b/>
+          <w:bCs/>
+        </w:rPr>
+        <w:t>/Part</w:t>
       </w:r>
       <w:r>
         <w:rPr>
